--- a/AHX-SAMPLELIST.docx
+++ b/AHX-SAMPLELIST.docx
@@ -5,7 +5,7 @@
     <w:tbl>
       <w:tblPr>
         <w:tblStyle w:val="TableGrid"/>
-        <w:tblW w:w="15027" w:type="dxa"/>
+        <w:tblW w:w="15003" w:type="dxa"/>
         <w:tblInd w:w="18" w:type="dxa"/>
         <w:tblLayout w:type="fixed"/>
         <w:tblLook w:val="04A0" w:firstRow="1" w:lastRow="0" w:firstColumn="1" w:lastColumn="0" w:noHBand="0" w:noVBand="1"/>
@@ -16,8 +16,7 @@
         <w:gridCol w:w="1134"/>
         <w:gridCol w:w="1842"/>
         <w:gridCol w:w="1985"/>
-        <w:gridCol w:w="2160"/>
-        <w:gridCol w:w="19"/>
+        <w:gridCol w:w="2155"/>
       </w:tblGrid>
       <w:tr>
         <w:trPr>
@@ -68,8 +67,7 @@
         </w:tc>
         <w:tc>
           <w:tcPr>
-            <w:tcW w:w="2179" w:type="dxa"/>
-            <w:gridSpan w:val="2"/>
+            <w:tcW w:w="2155" w:type="dxa"/>
             <w:vAlign w:val="center"/>
           </w:tcPr>
           <w:p>
@@ -91,8 +89,6 @@
       </w:tr>
       <w:tr>
         <w:trPr>
-          <w:gridAfter w:val="1"/>
-          <w:wAfter w:w="19" w:type="dxa"/>
           <w:trHeight w:val="356"/>
         </w:trPr>
         <w:tc>
@@ -283,7 +279,7 @@
         </w:tc>
         <w:tc>
           <w:tcPr>
-            <w:tcW w:w="2160" w:type="dxa"/>
+            <w:tcW w:w="2155" w:type="dxa"/>
             <w:tcBorders>
               <w:bottom w:val="single" w:sz="4" w:space="0" w:color="000000" w:themeColor="text1"/>
             </w:tcBorders>
@@ -324,8 +320,6 @@
       </w:tr>
       <w:tr>
         <w:trPr>
-          <w:gridAfter w:val="1"/>
-          <w:wAfter w:w="19" w:type="dxa"/>
           <w:trHeight w:val="720"/>
         </w:trPr>
         <w:tc>
@@ -455,7 +449,7 @@
         </w:tc>
         <w:tc>
           <w:tcPr>
-            <w:tcW w:w="2160" w:type="dxa"/>
+            <w:tcW w:w="2155" w:type="dxa"/>
             <w:tcBorders>
               <w:top w:val="single" w:sz="4" w:space="0" w:color="000000" w:themeColor="text1"/>
               <w:left w:val="single" w:sz="4" w:space="0" w:color="000000" w:themeColor="text1"/>
@@ -533,8 +527,6 @@
       </w:tr>
       <w:tr>
         <w:trPr>
-          <w:gridAfter w:val="1"/>
-          <w:wAfter w:w="19" w:type="dxa"/>
           <w:trHeight w:val="293"/>
         </w:trPr>
         <w:tc>
@@ -637,7 +629,7 @@
         </w:tc>
         <w:tc>
           <w:tcPr>
-            <w:tcW w:w="2160" w:type="dxa"/>
+            <w:tcW w:w="2155" w:type="dxa"/>
             <w:vMerge w:val="restart"/>
             <w:tcBorders>
               <w:top w:val="single" w:sz="4" w:space="0" w:color="000000" w:themeColor="text1"/>
@@ -678,8 +670,6 @@
       </w:tr>
       <w:tr>
         <w:trPr>
-          <w:gridAfter w:val="1"/>
-          <w:wAfter w:w="19" w:type="dxa"/>
           <w:trHeight w:val="254"/>
         </w:trPr>
         <w:tc>
@@ -828,7 +818,7 @@
         </w:tc>
         <w:tc>
           <w:tcPr>
-            <w:tcW w:w="2160" w:type="dxa"/>
+            <w:tcW w:w="2155" w:type="dxa"/>
             <w:vMerge/>
             <w:tcBorders>
               <w:top w:val="single" w:sz="4" w:space="0" w:color="000000" w:themeColor="text1"/>
@@ -849,8 +839,6 @@
       </w:tr>
       <w:tr>
         <w:trPr>
-          <w:gridAfter w:val="1"/>
-          <w:wAfter w:w="19" w:type="dxa"/>
           <w:trHeight w:val="308"/>
         </w:trPr>
         <w:tc>
@@ -977,7 +965,7 @@
         </w:tc>
         <w:tc>
           <w:tcPr>
-            <w:tcW w:w="2160" w:type="dxa"/>
+            <w:tcW w:w="2155" w:type="dxa"/>
             <w:vMerge w:val="restart"/>
             <w:tcBorders>
               <w:top w:val="single" w:sz="4" w:space="0" w:color="000000" w:themeColor="text1"/>
@@ -1043,8 +1031,6 @@
       </w:tr>
       <w:tr>
         <w:trPr>
-          <w:gridAfter w:val="1"/>
-          <w:wAfter w:w="19" w:type="dxa"/>
           <w:trHeight w:val="284"/>
         </w:trPr>
         <w:tc>
@@ -1165,7 +1151,7 @@
         </w:tc>
         <w:tc>
           <w:tcPr>
-            <w:tcW w:w="2160" w:type="dxa"/>
+            <w:tcW w:w="2155" w:type="dxa"/>
             <w:vMerge/>
           </w:tcPr>
           <w:p>
@@ -1180,8 +1166,6 @@
       </w:tr>
       <w:tr>
         <w:trPr>
-          <w:gridAfter w:val="1"/>
-          <w:wAfter w:w="19" w:type="dxa"/>
           <w:trHeight w:val="416"/>
         </w:trPr>
         <w:tc>
@@ -1294,7 +1278,7 @@
         </w:tc>
         <w:tc>
           <w:tcPr>
-            <w:tcW w:w="2160" w:type="dxa"/>
+            <w:tcW w:w="2155" w:type="dxa"/>
             <w:vMerge/>
           </w:tcPr>
           <w:p>
@@ -1309,8 +1293,6 @@
       </w:tr>
       <w:tr>
         <w:trPr>
-          <w:gridAfter w:val="1"/>
-          <w:wAfter w:w="19" w:type="dxa"/>
           <w:trHeight w:val="401"/>
         </w:trPr>
         <w:tc>
@@ -1463,7 +1445,7 @@
         </w:tc>
         <w:tc>
           <w:tcPr>
-            <w:tcW w:w="2160" w:type="dxa"/>
+            <w:tcW w:w="2155" w:type="dxa"/>
             <w:vMerge w:val="restart"/>
           </w:tcPr>
           <w:p>
@@ -1492,8 +1474,6 @@
       </w:tr>
       <w:tr>
         <w:trPr>
-          <w:gridAfter w:val="1"/>
-          <w:wAfter w:w="19" w:type="dxa"/>
           <w:trHeight w:val="375"/>
         </w:trPr>
         <w:tc>
@@ -1600,7 +1580,7 @@
         </w:tc>
         <w:tc>
           <w:tcPr>
-            <w:tcW w:w="2160" w:type="dxa"/>
+            <w:tcW w:w="2155" w:type="dxa"/>
             <w:vMerge/>
             <w:tcBorders>
               <w:bottom w:val="single" w:sz="4" w:space="0" w:color="auto"/>
@@ -1618,8 +1598,6 @@
       </w:tr>
       <w:tr>
         <w:trPr>
-          <w:gridAfter w:val="1"/>
-          <w:wAfter w:w="19" w:type="dxa"/>
           <w:trHeight w:val="476"/>
         </w:trPr>
         <w:tc>
@@ -1758,7 +1736,7 @@
         </w:tc>
         <w:tc>
           <w:tcPr>
-            <w:tcW w:w="2160" w:type="dxa"/>
+            <w:tcW w:w="2155" w:type="dxa"/>
             <w:vMerge w:val="restart"/>
             <w:tcBorders>
               <w:top w:val="single" w:sz="4" w:space="0" w:color="auto"/>
@@ -1782,8 +1760,6 @@
       </w:tr>
       <w:tr>
         <w:trPr>
-          <w:gridAfter w:val="1"/>
-          <w:wAfter w:w="19" w:type="dxa"/>
           <w:trHeight w:val="435"/>
         </w:trPr>
         <w:tc>
@@ -1915,7 +1891,7 @@
         </w:tc>
         <w:tc>
           <w:tcPr>
-            <w:tcW w:w="2160" w:type="dxa"/>
+            <w:tcW w:w="2155" w:type="dxa"/>
             <w:vMerge/>
             <w:tcBorders>
               <w:bottom w:val="double" w:sz="4" w:space="0" w:color="000000" w:themeColor="text1"/>
@@ -1933,8 +1909,6 @@
       </w:tr>
       <w:tr>
         <w:trPr>
-          <w:gridAfter w:val="1"/>
-          <w:wAfter w:w="19" w:type="dxa"/>
           <w:trHeight w:val="356"/>
         </w:trPr>
         <w:tc>
@@ -2144,7 +2118,7 @@
         </w:tc>
         <w:tc>
           <w:tcPr>
-            <w:tcW w:w="2160" w:type="dxa"/>
+            <w:tcW w:w="2155" w:type="dxa"/>
             <w:tcBorders>
               <w:top w:val="double" w:sz="4" w:space="0" w:color="000000" w:themeColor="text1"/>
             </w:tcBorders>
@@ -2185,8 +2159,6 @@
       </w:tr>
       <w:tr>
         <w:trPr>
-          <w:gridAfter w:val="1"/>
-          <w:wAfter w:w="19" w:type="dxa"/>
           <w:trHeight w:val="882"/>
         </w:trPr>
         <w:tc>
@@ -2315,7 +2287,7 @@
         </w:tc>
         <w:tc>
           <w:tcPr>
-            <w:tcW w:w="2160" w:type="dxa"/>
+            <w:tcW w:w="2155" w:type="dxa"/>
           </w:tcPr>
           <w:p>
             <w:pPr>
@@ -2387,8 +2359,6 @@
       </w:tr>
       <w:tr>
         <w:trPr>
-          <w:gridAfter w:val="1"/>
-          <w:wAfter w:w="19" w:type="dxa"/>
           <w:trHeight w:val="293"/>
         </w:trPr>
         <w:tc>
@@ -2475,7 +2445,7 @@
         </w:tc>
         <w:tc>
           <w:tcPr>
-            <w:tcW w:w="2160" w:type="dxa"/>
+            <w:tcW w:w="2155" w:type="dxa"/>
             <w:vMerge w:val="restart"/>
           </w:tcPr>
           <w:p>
@@ -2510,8 +2480,6 @@
       </w:tr>
       <w:tr>
         <w:trPr>
-          <w:gridAfter w:val="1"/>
-          <w:wAfter w:w="19" w:type="dxa"/>
           <w:trHeight w:val="259"/>
         </w:trPr>
         <w:tc>
@@ -2638,7 +2606,7 @@
         </w:tc>
         <w:tc>
           <w:tcPr>
-            <w:tcW w:w="2160" w:type="dxa"/>
+            <w:tcW w:w="2155" w:type="dxa"/>
             <w:vMerge/>
           </w:tcPr>
           <w:p>
@@ -2653,8 +2621,6 @@
       </w:tr>
       <w:tr>
         <w:trPr>
-          <w:gridAfter w:val="1"/>
-          <w:wAfter w:w="19" w:type="dxa"/>
           <w:trHeight w:val="403"/>
         </w:trPr>
         <w:tc>
@@ -2791,7 +2757,7 @@
         </w:tc>
         <w:tc>
           <w:tcPr>
-            <w:tcW w:w="2160" w:type="dxa"/>
+            <w:tcW w:w="2155" w:type="dxa"/>
             <w:vMerge w:val="restart"/>
           </w:tcPr>
           <w:p>
@@ -2870,8 +2836,6 @@
       </w:tr>
       <w:tr>
         <w:trPr>
-          <w:gridAfter w:val="1"/>
-          <w:wAfter w:w="19" w:type="dxa"/>
           <w:trHeight w:val="403"/>
         </w:trPr>
         <w:tc>
@@ -2992,7 +2956,7 @@
         </w:tc>
         <w:tc>
           <w:tcPr>
-            <w:tcW w:w="2160" w:type="dxa"/>
+            <w:tcW w:w="2155" w:type="dxa"/>
             <w:vMerge/>
           </w:tcPr>
           <w:p>
@@ -3007,8 +2971,6 @@
       </w:tr>
       <w:tr>
         <w:trPr>
-          <w:gridAfter w:val="1"/>
-          <w:wAfter w:w="19" w:type="dxa"/>
           <w:trHeight w:val="403"/>
         </w:trPr>
         <w:tc>
@@ -3121,7 +3083,7 @@
         </w:tc>
         <w:tc>
           <w:tcPr>
-            <w:tcW w:w="2160" w:type="dxa"/>
+            <w:tcW w:w="2155" w:type="dxa"/>
             <w:vMerge/>
           </w:tcPr>
           <w:p>
@@ -3136,8 +3098,6 @@
       </w:tr>
       <w:tr>
         <w:trPr>
-          <w:gridAfter w:val="1"/>
-          <w:wAfter w:w="19" w:type="dxa"/>
           <w:trHeight w:val="401"/>
         </w:trPr>
         <w:tc>
@@ -3290,7 +3250,7 @@
         </w:tc>
         <w:tc>
           <w:tcPr>
-            <w:tcW w:w="2160" w:type="dxa"/>
+            <w:tcW w:w="2155" w:type="dxa"/>
             <w:vMerge w:val="restart"/>
           </w:tcPr>
           <w:p>
@@ -3311,8 +3271,6 @@
       </w:tr>
       <w:tr>
         <w:trPr>
-          <w:gridAfter w:val="1"/>
-          <w:wAfter w:w="19" w:type="dxa"/>
           <w:trHeight w:val="356"/>
         </w:trPr>
         <w:tc>
@@ -3420,7 +3378,7 @@
         </w:tc>
         <w:tc>
           <w:tcPr>
-            <w:tcW w:w="2160" w:type="dxa"/>
+            <w:tcW w:w="2155" w:type="dxa"/>
             <w:vMerge/>
             <w:tcBorders>
               <w:bottom w:val="single" w:sz="4" w:space="0" w:color="auto"/>
@@ -3438,8 +3396,6 @@
       </w:tr>
       <w:tr>
         <w:trPr>
-          <w:gridAfter w:val="1"/>
-          <w:wAfter w:w="19" w:type="dxa"/>
           <w:trHeight w:val="350"/>
         </w:trPr>
         <w:tc>
@@ -3578,7 +3534,7 @@
         </w:tc>
         <w:tc>
           <w:tcPr>
-            <w:tcW w:w="2160" w:type="dxa"/>
+            <w:tcW w:w="2155" w:type="dxa"/>
             <w:vMerge w:val="restart"/>
             <w:tcBorders>
               <w:top w:val="single" w:sz="4" w:space="0" w:color="auto"/>
@@ -3602,8 +3558,6 @@
       </w:tr>
       <w:tr>
         <w:trPr>
-          <w:gridAfter w:val="1"/>
-          <w:wAfter w:w="19" w:type="dxa"/>
           <w:trHeight w:val="462"/>
         </w:trPr>
         <w:tc>
@@ -3728,7 +3682,7 @@
         </w:tc>
         <w:tc>
           <w:tcPr>
-            <w:tcW w:w="2160" w:type="dxa"/>
+            <w:tcW w:w="2155" w:type="dxa"/>
             <w:vMerge/>
           </w:tcPr>
           <w:p>
